--- a/docs/curated-file-guides-docx/index.html.docx
+++ b/docs/curated-file-guides-docx/index.html.docx
@@ -217,7 +217,7 @@
     </w:p>
     <w:p>
       <w:r>
-        <w:t>The walkthrough below groups related functions where they form one idea. Small helpers are explained together when that is clearer than pretending each one is a separate chapter. Larger functions receive direct explanations of their parameters, internal objects, side effects, return values, and why they are necessary.</w:t>
+        <w:t>This file is markup rather than a JavaScript function module, so the walkthrough is procedural. Each section explains a structural object in the document and why the public runtime depends on it.</w:t>
       </w:r>
     </w:p>
     <w:p>
